--- a/templates/WCQ_TEMPLATE_TPL.docx
+++ b/templates/WCQ_TEMPLATE_TPL.docx
@@ -186,63 +186,6 @@
           <w:sz w:val="20"/>
         </w:rPr>
         <w:t>{{r letter_date }}</w:t>
-      </w:r>
-    </w:p>
-    <w:p>
-      <w:pPr>
-        <w:pStyle w:val="BodyText"/>
-        <w:rPr>
-          <w:color w:val="2A2A2A"/>
-          <w:w w:val="110"/>
-        </w:rPr>
-      </w:pPr>
-      <w:r>
-        <w:rPr>
-          <w:rFonts w:ascii="IBM Plex Sans" w:hAnsi="IBM Plex Sans"/>
-          <w:color w:val="2A2A2A"/>
-        </w:rPr>
-        <w:t>{%p if is_tournament %}</w:t>
-      </w:r>
-    </w:p>
-    <w:p>
-      <w:pPr>
-        <w:pStyle w:val="BodyText"/>
-        <w:rPr>
-          <w:color w:val="2A2A2A"/>
-          <w:w w:val="110"/>
-        </w:rPr>
-      </w:pPr>
-      <w:r>
-        <w:rPr>
-          <w:rFonts w:ascii="IBM Plex Sans" w:hAnsi="IBM Plex Sans"/>
-          <w:color w:val="2A2A2A"/>
-        </w:rPr>
-        <w:t>{{r subject }}</w:t>
-      </w:r>
-    </w:p>
-    <w:p>
-      <w:pPr>
-        <w:pStyle w:val="BodyText"/>
-        <w:rPr>
-          <w:color w:val="2A2A2A"/>
-          <w:w w:val="110"/>
-        </w:rPr>
-      </w:pPr>
-    </w:p>
-    <w:p>
-      <w:pPr>
-        <w:pStyle w:val="BodyText"/>
-        <w:rPr>
-          <w:color w:val="2A2A2A"/>
-          <w:w w:val="110"/>
-        </w:rPr>
-      </w:pPr>
-      <w:r>
-        <w:rPr>
-          <w:rFonts w:ascii="IBM Plex Sans" w:hAnsi="IBM Plex Sans"/>
-          <w:color w:val="2A2A2A"/>
-        </w:rPr>
-        <w:t>{%p endif %}</w:t>
       </w:r>
     </w:p>
     <w:p>
